--- a/Module 1 Assignment_SWOT Analysis_Group 10 -V1.docx
+++ b/Module 1 Assignment_SWOT Analysis_Group 10 -V1.docx
@@ -1,6 +1,6 @@
 
 <file path=word/document.xml><?xml version="1.0" encoding="utf-8"?>
-<w:document xmlns:wpc="http://schemas.microsoft.com/office/word/2010/wordprocessingCanvas" xmlns:cx="http://schemas.microsoft.com/office/drawing/2014/chartex" xmlns:cx1="http://schemas.microsoft.com/office/drawing/2015/9/8/chartex" xmlns:cx2="http://schemas.microsoft.com/office/drawing/2015/10/21/chartex" xmlns:cx3="http://schemas.microsoft.com/office/drawing/2016/5/9/chartex" xmlns:cx4="http://schemas.microsoft.com/office/drawing/2016/5/10/chartex" xmlns:cx5="http://schemas.microsoft.com/office/drawing/2016/5/11/chartex" xmlns:cx6="http://schemas.microsoft.com/office/drawing/2016/5/12/chartex" xmlns:cx7="http://schemas.microsoft.com/office/drawing/2016/5/13/chartex" xmlns:cx8="http://schemas.microsoft.com/office/drawing/2016/5/14/chartex" xmlns:mc="http://schemas.openxmlformats.org/markup-compatibility/2006" xmlns:aink="http://schemas.microsoft.com/office/drawing/2016/ink" xmlns:am3d="http://schemas.microsoft.com/office/drawing/2017/model3d" xmlns:o="urn:schemas-microsoft-com:office:office" xmlns:oel="http://schemas.microsoft.com/office/2019/extlst" xmlns:r="http://schemas.openxmlformats.org/officeDocument/2006/relationships" xmlns:m="http://schemas.openxmlformats.org/officeDocument/2006/math" xmlns:v="urn:schemas-microsoft-com:vml" xmlns:wp14="http://schemas.microsoft.com/office/word/2010/wordprocessingDrawing" xmlns:wp="http://schemas.openxmlformats.org/drawingml/2006/wordprocessingDrawing" xmlns:w10="urn:schemas-microsoft-com:office:word" xmlns:w="http://schemas.openxmlformats.org/wordprocessingml/2006/main" xmlns:w14="http://schemas.microsoft.com/office/word/2010/wordml" xmlns:w15="http://schemas.microsoft.com/office/word/2012/wordml" xmlns:w16cex="http://schemas.microsoft.com/office/word/2018/wordml/cex" xmlns:w16cid="http://schemas.microsoft.com/office/word/2016/wordml/cid" xmlns:w16="http://schemas.microsoft.com/office/word/2018/wordml" xmlns:w16sdtdh="http://schemas.microsoft.com/office/word/2020/wordml/sdtdatahash" xmlns:w16se="http://schemas.microsoft.com/office/word/2015/wordml/symex" xmlns:wpg="http://schemas.microsoft.com/office/word/2010/wordprocessingGroup" xmlns:wpi="http://schemas.microsoft.com/office/word/2010/wordprocessingInk" xmlns:wne="http://schemas.microsoft.com/office/word/2006/wordml" xmlns:wps="http://schemas.microsoft.com/office/word/2010/wordprocessingShape" mc:Ignorable="w14 w15 w16se w16cid w16 w16cex w16sdtdh wp14">
+<w:document xmlns:wpc="http://schemas.microsoft.com/office/word/2010/wordprocessingCanvas" xmlns:cx="http://schemas.microsoft.com/office/drawing/2014/chartex" xmlns:cx1="http://schemas.microsoft.com/office/drawing/2015/9/8/chartex" xmlns:cx2="http://schemas.microsoft.com/office/drawing/2015/10/21/chartex" xmlns:cx3="http://schemas.microsoft.com/office/drawing/2016/5/9/chartex" xmlns:cx4="http://schemas.microsoft.com/office/drawing/2016/5/10/chartex" xmlns:cx5="http://schemas.microsoft.com/office/drawing/2016/5/11/chartex" xmlns:cx6="http://schemas.microsoft.com/office/drawing/2016/5/12/chartex" xmlns:cx7="http://schemas.microsoft.com/office/drawing/2016/5/13/chartex" xmlns:cx8="http://schemas.microsoft.com/office/drawing/2016/5/14/chartex" xmlns:mc="http://schemas.openxmlformats.org/markup-compatibility/2006" xmlns:aink="http://schemas.microsoft.com/office/drawing/2016/ink" xmlns:am3d="http://schemas.microsoft.com/office/drawing/2017/model3d" xmlns:o="urn:schemas-microsoft-com:office:office" xmlns:oel="http://schemas.microsoft.com/office/2019/extlst" xmlns:r="http://schemas.openxmlformats.org/officeDocument/2006/relationships" xmlns:m="http://schemas.openxmlformats.org/officeDocument/2006/math" xmlns:v="urn:schemas-microsoft-com:vml" xmlns:wp14="http://schemas.microsoft.com/office/word/2010/wordprocessingDrawing" xmlns:wp="http://schemas.openxmlformats.org/drawingml/2006/wordprocessingDrawing" xmlns:w10="urn:schemas-microsoft-com:office:word" xmlns:w="http://schemas.openxmlformats.org/wordprocessingml/2006/main" xmlns:w14="http://schemas.microsoft.com/office/word/2010/wordml" xmlns:w15="http://schemas.microsoft.com/office/word/2012/wordml" xmlns:w16cex="http://schemas.microsoft.com/office/word/2018/wordml/cex" xmlns:w16cid="http://schemas.microsoft.com/office/word/2016/wordml/cid" xmlns:w16="http://schemas.microsoft.com/office/word/2018/wordml" xmlns:w16du="http://schemas.microsoft.com/office/word/2023/wordml/word16du" xmlns:w16sdtdh="http://schemas.microsoft.com/office/word/2020/wordml/sdtdatahash" xmlns:w16sdtfl="http://schemas.microsoft.com/office/word/2024/wordml/sdtformatlock" xmlns:w16se="http://schemas.microsoft.com/office/word/2015/wordml/symex" xmlns:wpg="http://schemas.microsoft.com/office/word/2010/wordprocessingGroup" xmlns:wpi="http://schemas.microsoft.com/office/word/2010/wordprocessingInk" xmlns:wne="http://schemas.microsoft.com/office/word/2006/wordml" xmlns:wps="http://schemas.microsoft.com/office/word/2010/wordprocessingShape" mc:Ignorable="w14 w15 w16se w16cid w16 w16cex w16sdtdh w16sdtfl w16du wp14">
   <w:body>
     <w:p>
       <w:pPr>
@@ -51,33 +51,7 @@
           <w:szCs w:val="28"/>
           <w:lang w:val="en-PH"/>
         </w:rPr>
-        <w:t xml:space="preserve">Pfizer Inc. (NYSE: PFE) — Acquisition of </w:t>
-      </w:r>
-      <w:proofErr w:type="spellStart"/>
-      <w:r>
-        <w:rPr>
-          <w:rFonts w:ascii="Georgia" w:eastAsia="Arial" w:hAnsi="Georgia" w:cs="Arial"/>
-          <w:b/>
-          <w:bCs/>
-          <w:color w:val="2E5395"/>
-          <w:sz w:val="28"/>
-          <w:szCs w:val="28"/>
-          <w:lang w:val="en-PH"/>
-        </w:rPr>
-        <w:t>Seagen</w:t>
-      </w:r>
-      <w:proofErr w:type="spellEnd"/>
-      <w:r>
-        <w:rPr>
-          <w:rFonts w:ascii="Georgia" w:eastAsia="Arial" w:hAnsi="Georgia" w:cs="Arial"/>
-          <w:b/>
-          <w:bCs/>
-          <w:color w:val="2E5395"/>
-          <w:sz w:val="28"/>
-          <w:szCs w:val="28"/>
-          <w:lang w:val="en-PH"/>
-        </w:rPr>
-        <w:t xml:space="preserve"> Inc.</w:t>
+        <w:t>Pfizer Inc. (NYSE: PFE) — Acquisition of Seagen Inc.</w:t>
       </w:r>
     </w:p>
     <w:p>
@@ -121,54 +95,8 @@
           <w:i/>
           <w:iCs/>
         </w:rPr>
-        <w:t xml:space="preserve">: Amaka Mary Nduka, Dike Liu, Princess Mariama </w:t>
-      </w:r>
-      <w:proofErr w:type="spellStart"/>
-      <w:r>
-        <w:rPr>
-          <w:rFonts w:ascii="Georgia" w:hAnsi="Georgia" w:cs="Calibri"/>
-          <w:i/>
-          <w:iCs/>
-        </w:rPr>
-        <w:t>Ramboyong</w:t>
-      </w:r>
-      <w:proofErr w:type="spellEnd"/>
-      <w:r>
-        <w:rPr>
-          <w:rFonts w:ascii="Georgia" w:hAnsi="Georgia" w:cs="Calibri"/>
-          <w:i/>
-          <w:iCs/>
-        </w:rPr>
-        <w:t xml:space="preserve">, Stella </w:t>
-      </w:r>
-      <w:proofErr w:type="spellStart"/>
-      <w:r>
-        <w:rPr>
-          <w:rFonts w:ascii="Georgia" w:hAnsi="Georgia" w:cs="Calibri"/>
-          <w:i/>
-          <w:iCs/>
-        </w:rPr>
-        <w:t>Kafui</w:t>
-      </w:r>
-      <w:proofErr w:type="spellEnd"/>
-      <w:r>
-        <w:rPr>
-          <w:rFonts w:ascii="Georgia" w:hAnsi="Georgia" w:cs="Calibri"/>
-          <w:i/>
-          <w:iCs/>
-        </w:rPr>
-        <w:t xml:space="preserve"> </w:t>
-      </w:r>
-      <w:proofErr w:type="spellStart"/>
-      <w:r>
-        <w:rPr>
-          <w:rFonts w:ascii="Georgia" w:hAnsi="Georgia" w:cs="Calibri"/>
-          <w:i/>
-          <w:iCs/>
-        </w:rPr>
-        <w:t>Sabuki</w:t>
-      </w:r>
-      <w:proofErr w:type="spellEnd"/>
+        <w:t>: Amaka Mary Nduka, Dike Liu, Princess Mariama Ramboyong, Stella Kafui Sabuki</w:t>
+      </w:r>
     </w:p>
     <w:p>
       <w:pPr>
@@ -230,87 +158,45 @@
         <w:rPr>
           <w:rFonts w:ascii="Georgia" w:hAnsi="Georgia"/>
         </w:rPr>
-        <w:t xml:space="preserve">Pfizer Inc. closed its $43 billion acquisition of </w:t>
+        <w:t>Pfizer Inc. closed its $43 billion acquisition of Seagen Inc. in December 2023, the biggest biopharmaceutical deal since AbbVie Inc.’s purchase of Allergan PLC in 2019. The deal doubled Pfizer's oncology drug portfolio to 60 projects a</w:t>
+      </w:r>
+      <w:r>
+        <w:rPr>
+          <w:rFonts w:ascii="Georgia" w:hAnsi="Georgia"/>
+        </w:rPr>
+        <w:t>nd added</w:t>
+      </w:r>
+      <w:r>
+        <w:rPr>
+          <w:rFonts w:ascii="Georgia" w:hAnsi="Georgia"/>
+        </w:rPr>
+        <w:t xml:space="preserve"> four </w:t>
+      </w:r>
+      <w:r>
+        <w:rPr>
+          <w:rFonts w:ascii="Georgia" w:hAnsi="Georgia"/>
+        </w:rPr>
+        <w:t xml:space="preserve">more </w:t>
+      </w:r>
+      <w:r>
+        <w:rPr>
+          <w:rFonts w:ascii="Georgia" w:hAnsi="Georgia"/>
+        </w:rPr>
+        <w:t xml:space="preserve">marketed drugs for antibodies-drug conjugates and targeted oncology </w:t>
       </w:r>
       <w:proofErr w:type="spellStart"/>
       <w:r>
         <w:rPr>
           <w:rFonts w:ascii="Georgia" w:hAnsi="Georgia"/>
         </w:rPr>
-        <w:t>Seagen</w:t>
+        <w:t>medicinies</w:t>
       </w:r>
       <w:proofErr w:type="spellEnd"/>
       <w:r>
         <w:rPr>
           <w:rFonts w:ascii="Georgia" w:hAnsi="Georgia"/>
         </w:rPr>
-        <w:t xml:space="preserve"> Inc. in December 2023, the biggest biopharmaceutical deal since AbbVie Inc.’s purchase of Allergan PLC in 2019. The deal doubled Pfizer's oncology drug portfolio to 60 projects a</w:t>
-      </w:r>
-      <w:r>
-        <w:rPr>
-          <w:rFonts w:ascii="Georgia" w:hAnsi="Georgia"/>
-        </w:rPr>
-        <w:t>nd added</w:t>
-      </w:r>
-      <w:r>
-        <w:rPr>
-          <w:rFonts w:ascii="Georgia" w:hAnsi="Georgia"/>
-        </w:rPr>
-        <w:t xml:space="preserve"> four </w:t>
-      </w:r>
-      <w:r>
-        <w:rPr>
-          <w:rFonts w:ascii="Georgia" w:hAnsi="Georgia"/>
-        </w:rPr>
-        <w:t xml:space="preserve">more </w:t>
-      </w:r>
-      <w:r>
-        <w:rPr>
-          <w:rFonts w:ascii="Georgia" w:hAnsi="Georgia"/>
-        </w:rPr>
-        <w:t xml:space="preserve">marketed drugs for antibodies-drug conjugates and targeted oncology </w:t>
-      </w:r>
-      <w:proofErr w:type="spellStart"/>
-      <w:r>
-        <w:rPr>
-          <w:rFonts w:ascii="Georgia" w:hAnsi="Georgia"/>
-        </w:rPr>
-        <w:t>medicinies</w:t>
-      </w:r>
-      <w:proofErr w:type="spellEnd"/>
-      <w:r>
-        <w:rPr>
-          <w:rFonts w:ascii="Georgia" w:hAnsi="Georgia"/>
-        </w:rPr>
-        <w:t xml:space="preserve"> such as ADCETRIS, PADCEV, TIVDAK, and TUKYSA. Pfizer estimates that the </w:t>
-      </w:r>
-      <w:proofErr w:type="spellStart"/>
-      <w:r>
-        <w:rPr>
-          <w:rFonts w:ascii="Georgia" w:hAnsi="Georgia"/>
-        </w:rPr>
-        <w:t>Seagen</w:t>
-      </w:r>
-      <w:proofErr w:type="spellEnd"/>
-      <w:r>
-        <w:rPr>
-          <w:rFonts w:ascii="Georgia" w:hAnsi="Georgia"/>
-        </w:rPr>
-        <w:t xml:space="preserve"> deal will contribute upwards of $10 </w:t>
-      </w:r>
-      <w:proofErr w:type="spellStart"/>
-      <w:r>
-        <w:rPr>
-          <w:rFonts w:ascii="Georgia" w:hAnsi="Georgia"/>
-        </w:rPr>
-        <w:t>billion</w:t>
-      </w:r>
-      <w:proofErr w:type="spellEnd"/>
-      <w:r>
-        <w:rPr>
-          <w:rFonts w:ascii="Georgia" w:hAnsi="Georgia"/>
-        </w:rPr>
-        <w:t xml:space="preserve"> of risk-adjusted revenue for the company by 2030, with cost synergies reaching approximately $1 billion annually by 2026.</w:t>
+        <w:t xml:space="preserve"> such as ADCETRIS, PADCEV, TIVDAK, and TUKYSA. Pfizer estimates that the Seagen deal will contribute upwards of $10 billion of risk-adjusted revenue for the company by 2030, with cost synergies reaching approximately $1 billion annually by 2026.</w:t>
       </w:r>
     </w:p>
     <w:p>
@@ -421,21 +307,7 @@
         <w:rPr>
           <w:rFonts w:ascii="Georgia" w:hAnsi="Georgia"/>
         </w:rPr>
-        <w:t xml:space="preserve"> each quadrant, with Strengths and Weaknesses being internal factors and Opportunities and Threats being external factors. In the Threats quadrant, it is important to mention the specific competition that Pfizer is facing in the ADCs arms race </w:t>
-      </w:r>
-      <w:proofErr w:type="gramStart"/>
-      <w:r>
-        <w:rPr>
-          <w:rFonts w:ascii="Georgia" w:hAnsi="Georgia"/>
-        </w:rPr>
-        <w:t>and also</w:t>
-      </w:r>
-      <w:proofErr w:type="gramEnd"/>
-      <w:r>
-        <w:rPr>
-          <w:rFonts w:ascii="Georgia" w:hAnsi="Georgia"/>
-        </w:rPr>
-        <w:t xml:space="preserve"> in the U.S. oncology market post-IRA, where Pfizer did not have much experience before.</w:t>
+        <w:t xml:space="preserve"> each quadrant, with Strengths and Weaknesses being internal factors and Opportunities and Threats being external factors. In the Threats quadrant, it is important to mention the specific competition that Pfizer is facing in the ADCs arms race and also in the U.S. oncology market post-IRA, where Pfizer did not have much experience before.</w:t>
       </w:r>
     </w:p>
     <w:tbl>
@@ -540,14 +412,24 @@
               </w:rPr>
               <w:t xml:space="preserve"> Pfizer is one of the largest pharmaceutical companies in the world. In 2023 alone, the company made revenues worth $58.5 billion and had significant financial resources </w:t>
             </w:r>
-            <w:proofErr w:type="gramStart"/>
-            <w:r>
-              <w:rPr>
-                <w:rFonts w:ascii="Georgia" w:hAnsi="Georgia"/>
-              </w:rPr>
-              <w:t>as a result of</w:t>
-            </w:r>
-            <w:proofErr w:type="gramEnd"/>
+            <w:r>
+              <w:rPr>
+                <w:rFonts w:ascii="Georgia" w:hAnsi="Georgia"/>
+              </w:rPr>
+              <w:t xml:space="preserve">as a result of </w:t>
+            </w:r>
+            <w:r>
+              <w:rPr>
+                <w:rFonts w:ascii="Georgia" w:hAnsi="Georgia"/>
+              </w:rPr>
+              <w:t xml:space="preserve">the previous COVID era. </w:t>
+            </w:r>
+            <w:r>
+              <w:rPr>
+                <w:rFonts w:ascii="Georgia" w:hAnsi="Georgia"/>
+              </w:rPr>
+              <w:t>This strength greatly</w:t>
+            </w:r>
             <w:r>
               <w:rPr>
                 <w:rFonts w:ascii="Georgia" w:hAnsi="Georgia"/>
@@ -558,24 +440,6 @@
               <w:rPr>
                 <w:rFonts w:ascii="Georgia" w:hAnsi="Georgia"/>
               </w:rPr>
-              <w:t xml:space="preserve">the previous COVID era. </w:t>
-            </w:r>
-            <w:r>
-              <w:rPr>
-                <w:rFonts w:ascii="Georgia" w:hAnsi="Georgia"/>
-              </w:rPr>
-              <w:t>This strength greatly</w:t>
-            </w:r>
-            <w:r>
-              <w:rPr>
-                <w:rFonts w:ascii="Georgia" w:hAnsi="Georgia"/>
-              </w:rPr>
-              <w:t xml:space="preserve"> </w:t>
-            </w:r>
-            <w:r>
-              <w:rPr>
-                <w:rFonts w:ascii="Georgia" w:hAnsi="Georgia"/>
-              </w:rPr>
               <w:t xml:space="preserve">helped the company to </w:t>
             </w:r>
             <w:r>
@@ -594,21 +458,7 @@
               <w:rPr>
                 <w:rFonts w:ascii="Georgia" w:hAnsi="Georgia"/>
               </w:rPr>
-              <w:t xml:space="preserve">acquiring </w:t>
-            </w:r>
-            <w:proofErr w:type="spellStart"/>
-            <w:r>
-              <w:rPr>
-                <w:rFonts w:ascii="Georgia" w:hAnsi="Georgia"/>
-              </w:rPr>
-              <w:t>Seagen</w:t>
-            </w:r>
-            <w:proofErr w:type="spellEnd"/>
-            <w:r>
-              <w:rPr>
-                <w:rFonts w:ascii="Georgia" w:hAnsi="Georgia"/>
-              </w:rPr>
-              <w:t>.</w:t>
+              <w:t>acquiring Seagen.</w:t>
             </w:r>
           </w:p>
           <w:p>
@@ -647,35 +497,7 @@
               <w:rPr>
                 <w:rFonts w:ascii="Georgia" w:hAnsi="Georgia"/>
               </w:rPr>
-              <w:t xml:space="preserve"> the established sales force, relationships with regulatory authorities, and commercial presence in over 180 countries, Pfizer's global network will be able to expand </w:t>
-            </w:r>
-            <w:proofErr w:type="spellStart"/>
-            <w:r>
-              <w:rPr>
-                <w:rFonts w:ascii="Georgia" w:hAnsi="Georgia"/>
-              </w:rPr>
-              <w:t>Seagen's</w:t>
-            </w:r>
-            <w:proofErr w:type="spellEnd"/>
-            <w:r>
-              <w:rPr>
-                <w:rFonts w:ascii="Georgia" w:hAnsi="Georgia"/>
-              </w:rPr>
-              <w:t xml:space="preserve"> four approved ADC cancer drugs (ADCETRIS, PADCEV, TIVDAK, and TUKYSA) much faster than </w:t>
-            </w:r>
-            <w:proofErr w:type="spellStart"/>
-            <w:r>
-              <w:rPr>
-                <w:rFonts w:ascii="Georgia" w:hAnsi="Georgia"/>
-              </w:rPr>
-              <w:t>Seagen</w:t>
-            </w:r>
-            <w:proofErr w:type="spellEnd"/>
-            <w:r>
-              <w:rPr>
-                <w:rFonts w:ascii="Georgia" w:hAnsi="Georgia"/>
-              </w:rPr>
-              <w:t xml:space="preserve"> would have been able to by itself.</w:t>
+              <w:t xml:space="preserve"> the established sales force, relationships with regulatory authorities, and commercial presence in over 180 countries, Pfizer's global network will be able to expand Seagen's four approved ADC cancer drugs (ADCETRIS, PADCEV, TIVDAK, and TUKYSA) much faster than Seagen would have been able to by itself.</w:t>
             </w:r>
           </w:p>
           <w:p>
@@ -714,21 +536,7 @@
               <w:rPr>
                 <w:rFonts w:ascii="Georgia" w:hAnsi="Georgia"/>
               </w:rPr>
-              <w:t xml:space="preserve"> decades of functioning within the FDA, EMA, and other global regulatory frameworks has built a solid foundation for pharmacovigilance practices, good manufacturing practices (GMP), and clinical trial management. This strong control environment mitigates compliance and quality risks associated with integrating </w:t>
-            </w:r>
-            <w:proofErr w:type="spellStart"/>
-            <w:r>
-              <w:rPr>
-                <w:rFonts w:ascii="Georgia" w:hAnsi="Georgia"/>
-              </w:rPr>
-              <w:t>Seagen's</w:t>
-            </w:r>
-            <w:proofErr w:type="spellEnd"/>
-            <w:r>
-              <w:rPr>
-                <w:rFonts w:ascii="Georgia" w:hAnsi="Georgia"/>
-              </w:rPr>
-              <w:t xml:space="preserve"> operations.</w:t>
+              <w:t xml:space="preserve"> decades of functioning within the FDA, EMA, and other global regulatory frameworks has built a solid foundation for pharmacovigilance practices, good manufacturing practices (GMP), and clinical trial management. This strong control environment mitigates compliance and quality risks associated with integrating Seagen's operations.</w:t>
             </w:r>
           </w:p>
           <w:p>
@@ -813,6 +621,244 @@
                 <w:szCs w:val="32"/>
               </w:rPr>
             </w:pPr>
+          </w:p>
+          <w:p>
+            <w:pPr>
+              <w:pStyle w:val="ListParagraph"/>
+              <w:numPr>
+                <w:ilvl w:val="0"/>
+                <w:numId w:val="2"/>
+              </w:numPr>
+              <w:spacing w:after="160" w:line="259" w:lineRule="auto"/>
+              <w:rPr>
+                <w:rFonts w:ascii="Georgia" w:hAnsi="Georgia"/>
+              </w:rPr>
+            </w:pPr>
+            <w:r>
+              <w:rPr>
+                <w:rFonts w:ascii="Georgia" w:hAnsi="Georgia" w:hint="eastAsia"/>
+                <w:b/>
+                <w:bCs/>
+                <w:lang w:eastAsia="zh-CN"/>
+              </w:rPr>
+              <w:t xml:space="preserve">Reliance on M&amp;A </w:t>
+            </w:r>
+            <w:r>
+              <w:rPr>
+                <w:rFonts w:ascii="Georgia" w:hAnsi="Georgia" w:hint="eastAsia"/>
+                <w:b/>
+                <w:bCs/>
+                <w:lang w:eastAsia="zh-CN"/>
+              </w:rPr>
+              <w:t>to rebuild the pipeline</w:t>
+            </w:r>
+            <w:r>
+              <w:rPr>
+                <w:rFonts w:ascii="Georgia" w:hAnsi="Georgia" w:hint="eastAsia"/>
+                <w:b/>
+                <w:bCs/>
+                <w:lang w:eastAsia="zh-CN"/>
+              </w:rPr>
+              <w:t xml:space="preserve">: </w:t>
+            </w:r>
+            <w:r>
+              <w:rPr>
+                <w:rFonts w:ascii="Georgia" w:hAnsi="Georgia" w:hint="eastAsia"/>
+                <w:lang w:eastAsia="zh-CN"/>
+              </w:rPr>
+              <w:t>Pfizer</w:t>
+            </w:r>
+            <w:r>
+              <w:rPr>
+                <w:rFonts w:ascii="Georgia" w:hAnsi="Georgia" w:hint="eastAsia"/>
+                <w:lang w:eastAsia="zh-CN"/>
+              </w:rPr>
+              <w:t xml:space="preserve"> </w:t>
+            </w:r>
+            <w:r>
+              <w:rPr>
+                <w:rFonts w:ascii="Georgia" w:hAnsi="Georgia" w:hint="eastAsia"/>
+                <w:lang w:eastAsia="zh-CN"/>
+              </w:rPr>
+              <w:t>is at</w:t>
+            </w:r>
+            <w:r>
+              <w:rPr>
+                <w:rFonts w:ascii="Georgia" w:hAnsi="Georgia" w:hint="eastAsia"/>
+                <w:lang w:eastAsia="zh-CN"/>
+              </w:rPr>
+              <w:t xml:space="preserve"> a risk of losing $17 billion in revenue</w:t>
+            </w:r>
+            <w:r>
+              <w:rPr>
+                <w:rFonts w:ascii="Georgia" w:hAnsi="Georgia" w:hint="eastAsia"/>
+                <w:lang w:eastAsia="zh-CN"/>
+              </w:rPr>
+              <w:t>. It faces a major patent cliff through 2030. Its key drugs such as Eliquis, Ibrane, and Xeljanze lose exclusivity. Pfizer is highly dependent on the success of integration with Seagen and Seagen future pipeline performance. If the integration falters or Seagen</w:t>
+            </w:r>
+            <w:r>
+              <w:rPr>
+                <w:rFonts w:ascii="Georgia" w:hAnsi="Georgia"/>
+                <w:lang w:eastAsia="zh-CN"/>
+              </w:rPr>
+              <w:t>’</w:t>
+            </w:r>
+            <w:r>
+              <w:rPr>
+                <w:rFonts w:ascii="Georgia" w:hAnsi="Georgia" w:hint="eastAsia"/>
+                <w:lang w:eastAsia="zh-CN"/>
+              </w:rPr>
+              <w:t xml:space="preserve">s pipeline fail, Pfizer may have limited short-term organic alternatives. </w:t>
+            </w:r>
+          </w:p>
+          <w:p>
+            <w:pPr>
+              <w:pStyle w:val="ListParagraph"/>
+              <w:numPr>
+                <w:ilvl w:val="0"/>
+                <w:numId w:val="2"/>
+              </w:numPr>
+              <w:spacing w:after="160" w:line="259" w:lineRule="auto"/>
+              <w:rPr>
+                <w:rFonts w:ascii="Georgia" w:hAnsi="Georgia"/>
+              </w:rPr>
+            </w:pPr>
+            <w:r>
+              <w:rPr>
+                <w:rFonts w:ascii="Georgia" w:hAnsi="Georgia" w:hint="eastAsia"/>
+                <w:b/>
+                <w:bCs/>
+                <w:lang w:eastAsia="zh-CN"/>
+              </w:rPr>
+              <w:t xml:space="preserve">Risks of cultural and operational integration: </w:t>
+            </w:r>
+            <w:r>
+              <w:rPr>
+                <w:rFonts w:ascii="Georgia" w:hAnsi="Georgia" w:hint="eastAsia"/>
+                <w:lang w:eastAsia="zh-CN"/>
+              </w:rPr>
+              <w:t>Seagen is a smaller biotech company</w:t>
+            </w:r>
+            <w:r>
+              <w:rPr>
+                <w:rFonts w:ascii="Georgia" w:hAnsi="Georgia" w:hint="eastAsia"/>
+                <w:lang w:eastAsia="zh-CN"/>
+              </w:rPr>
+              <w:t xml:space="preserve">. It has only about </w:t>
+            </w:r>
+            <w:r>
+              <w:rPr>
+                <w:rFonts w:ascii="Georgia" w:hAnsi="Georgia" w:hint="eastAsia"/>
+                <w:lang w:eastAsia="zh-CN"/>
+              </w:rPr>
+              <w:t xml:space="preserve">3,400 employees. It specializes in research on antibody-drug conjugates. Pfizer is a much larger global company. Its number of employees exceeding 80,000. Its management system is much more complex. These differences may cause problems in </w:t>
+            </w:r>
+            <w:r>
+              <w:rPr>
+                <w:rFonts w:ascii="Georgia" w:hAnsi="Georgia"/>
+                <w:lang w:eastAsia="zh-CN"/>
+              </w:rPr>
+              <w:t>cultural</w:t>
+            </w:r>
+            <w:r>
+              <w:rPr>
+                <w:rFonts w:ascii="Georgia" w:hAnsi="Georgia" w:hint="eastAsia"/>
+                <w:lang w:eastAsia="zh-CN"/>
+              </w:rPr>
+              <w:t xml:space="preserve"> and operational integration. The process of decision making may be slower. </w:t>
+            </w:r>
+            <w:r>
+              <w:rPr>
+                <w:rFonts w:ascii="Georgia" w:hAnsi="Georgia" w:hint="eastAsia"/>
+                <w:lang w:eastAsia="zh-CN"/>
+              </w:rPr>
+              <w:t>It may be harder to maintain Seagen</w:t>
+            </w:r>
+            <w:r>
+              <w:rPr>
+                <w:rFonts w:ascii="Georgia" w:hAnsi="Georgia"/>
+                <w:lang w:eastAsia="zh-CN"/>
+              </w:rPr>
+              <w:t>’</w:t>
+            </w:r>
+            <w:r>
+              <w:rPr>
+                <w:rFonts w:ascii="Georgia" w:hAnsi="Georgia" w:hint="eastAsia"/>
+                <w:lang w:eastAsia="zh-CN"/>
+              </w:rPr>
+              <w:t xml:space="preserve">s </w:t>
+            </w:r>
+            <w:r>
+              <w:rPr>
+                <w:rFonts w:ascii="Georgia" w:hAnsi="Georgia"/>
+                <w:lang w:eastAsia="zh-CN"/>
+              </w:rPr>
+              <w:t>entrepreneurial</w:t>
+            </w:r>
+            <w:r>
+              <w:rPr>
+                <w:rFonts w:ascii="Georgia" w:hAnsi="Georgia" w:hint="eastAsia"/>
+                <w:lang w:eastAsia="zh-CN"/>
+              </w:rPr>
+              <w:t xml:space="preserve"> culture. Seagen</w:t>
+            </w:r>
+            <w:r>
+              <w:rPr>
+                <w:rFonts w:ascii="Georgia" w:hAnsi="Georgia"/>
+                <w:lang w:eastAsia="zh-CN"/>
+              </w:rPr>
+              <w:t>’</w:t>
+            </w:r>
+            <w:r>
+              <w:rPr>
+                <w:rFonts w:ascii="Georgia" w:hAnsi="Georgia" w:hint="eastAsia"/>
+                <w:lang w:eastAsia="zh-CN"/>
+              </w:rPr>
+              <w:t xml:space="preserve">s specialized ADC scientists may leave. All these problems may reduce the value from acquiring Seagen. </w:t>
+            </w:r>
+          </w:p>
+          <w:p>
+            <w:pPr>
+              <w:pStyle w:val="ListParagraph"/>
+              <w:numPr>
+                <w:ilvl w:val="0"/>
+                <w:numId w:val="2"/>
+              </w:numPr>
+              <w:spacing w:after="160" w:line="259" w:lineRule="auto"/>
+              <w:rPr>
+                <w:rFonts w:ascii="Georgia" w:hAnsi="Georgia"/>
+              </w:rPr>
+            </w:pPr>
+            <w:r>
+              <w:rPr>
+                <w:rFonts w:ascii="Georgia" w:hAnsi="Georgia" w:hint="eastAsia"/>
+                <w:b/>
+                <w:bCs/>
+                <w:lang w:eastAsia="zh-CN"/>
+              </w:rPr>
+              <w:t xml:space="preserve">Post-COVID revenue pressure and cost-cutting risk: </w:t>
+            </w:r>
+            <w:r>
+              <w:rPr>
+                <w:rFonts w:ascii="Georgia" w:hAnsi="Georgia" w:hint="eastAsia"/>
+                <w:lang w:eastAsia="zh-CN"/>
+              </w:rPr>
+              <w:t xml:space="preserve">Revenue of COVID-related products such as Comirnaty and Paxlovid declined sharply after COVID. The revenue pressure triggers major cost-cutting programs. However, cutting cost at a time when Pfizer is trying to manage the $43 billion Seagen acquisition creates execution risks. If teams do not have sufficient resources, </w:t>
+            </w:r>
+            <w:r>
+              <w:rPr>
+                <w:rFonts w:ascii="Georgia" w:hAnsi="Georgia"/>
+                <w:lang w:eastAsia="zh-CN"/>
+              </w:rPr>
+              <w:t>Pfizer</w:t>
+            </w:r>
+            <w:r>
+              <w:rPr>
+                <w:rFonts w:ascii="Georgia" w:hAnsi="Georgia" w:hint="eastAsia"/>
+                <w:lang w:eastAsia="zh-CN"/>
+              </w:rPr>
+              <w:t xml:space="preserve"> may miss its synergy target or fail to protect important clinical trial and patient data during system changes. </w:t>
+            </w:r>
           </w:p>
         </w:tc>
       </w:tr>
@@ -1248,35 +1294,7 @@
               <w:rPr>
                 <w:rFonts w:ascii="Georgia" w:hAnsi="Georgia" w:cs="Geeza Pro"/>
               </w:rPr>
-              <w:t xml:space="preserve">Attrition rate among </w:t>
-            </w:r>
-            <w:proofErr w:type="spellStart"/>
-            <w:r>
-              <w:rPr>
-                <w:rFonts w:ascii="Georgia" w:hAnsi="Georgia" w:cs="Geeza Pro"/>
-              </w:rPr>
-              <w:t>Seagen's</w:t>
-            </w:r>
-            <w:proofErr w:type="spellEnd"/>
-            <w:r>
-              <w:rPr>
-                <w:rFonts w:ascii="Georgia" w:hAnsi="Georgia" w:cs="Geeza Pro"/>
-              </w:rPr>
-              <w:t xml:space="preserve"> ADC scientists and senior commercial leaders; time taken to hire key staff for oncology R&amp;D jobs; integrated units' engagement scores; count of dependencies on key people for </w:t>
-            </w:r>
-            <w:proofErr w:type="spellStart"/>
-            <w:r>
-              <w:rPr>
-                <w:rFonts w:ascii="Georgia" w:hAnsi="Georgia" w:cs="Geeza Pro"/>
-              </w:rPr>
-              <w:t>Seagen's</w:t>
-            </w:r>
-            <w:proofErr w:type="spellEnd"/>
-            <w:r>
-              <w:rPr>
-                <w:rFonts w:ascii="Georgia" w:hAnsi="Georgia" w:cs="Geeza Pro"/>
-              </w:rPr>
-              <w:t xml:space="preserve"> ADC linker-payload IP.</w:t>
+              <w:t>Attrition rate among Seagen's ADC scientists and senior commercial leaders; time taken to hire key staff for oncology R&amp;D jobs; integrated units' engagement scores; count of dependencies on key people for Seagen's ADC linker-payload IP.</w:t>
             </w:r>
           </w:p>
         </w:tc>
@@ -1483,7 +1501,27 @@
               <w:right w:w="160" w:type="dxa"/>
             </w:tcMar>
           </w:tcPr>
-          <w:p/>
+          <w:p>
+            <w:pPr>
+              <w:rPr>
+                <w:rFonts w:hint="eastAsia"/>
+                <w:lang w:eastAsia="zh-CN"/>
+              </w:rPr>
+            </w:pPr>
+            <w:r>
+              <w:rPr>
+                <w:rFonts w:ascii="Georgia" w:hAnsi="Georgia" w:cs="Geeza Pro" w:hint="eastAsia"/>
+              </w:rPr>
+              <w:t xml:space="preserve">Number </w:t>
+            </w:r>
+            <w:r>
+              <w:rPr>
+                <w:rFonts w:ascii="Georgia" w:hAnsi="Georgia" w:cs="Geeza Pro" w:hint="eastAsia"/>
+                <w:lang w:eastAsia="zh-CN"/>
+              </w:rPr>
+              <w:t xml:space="preserve">of unpatched serious security problems; mean time to detect and respond to security incidents; number of failures in system integrations between Pfizer and Seagen ERP/CTMS/MES platforms; monthly anomalies in ePHI access.  </w:t>
+            </w:r>
+          </w:p>
         </w:tc>
       </w:tr>
       <w:tr>
@@ -1568,7 +1606,49 @@
               <w:right w:w="160" w:type="dxa"/>
             </w:tcMar>
           </w:tcPr>
-          <w:p/>
+          <w:p>
+            <w:pPr>
+              <w:rPr>
+                <w:rFonts w:hint="eastAsia"/>
+                <w:lang w:eastAsia="zh-CN"/>
+              </w:rPr>
+            </w:pPr>
+            <w:r>
+              <w:rPr>
+                <w:rFonts w:ascii="Georgia" w:hAnsi="Georgia" w:cs="Geeza Pro" w:hint="eastAsia"/>
+                <w:lang w:eastAsia="zh-CN"/>
+              </w:rPr>
+              <w:t>Number of quality events including Form 483 observations and warning letters, at Seagen</w:t>
+            </w:r>
+            <w:r>
+              <w:rPr>
+                <w:rFonts w:ascii="Georgia" w:hAnsi="Georgia" w:cs="Geeza Pro"/>
+                <w:lang w:eastAsia="zh-CN"/>
+              </w:rPr>
+              <w:t>’</w:t>
+            </w:r>
+            <w:r>
+              <w:rPr>
+                <w:rFonts w:ascii="Georgia" w:hAnsi="Georgia" w:cs="Geeza Pro" w:hint="eastAsia"/>
+                <w:lang w:eastAsia="zh-CN"/>
+              </w:rPr>
+              <w:t>s B</w:t>
+            </w:r>
+            <w:r>
+              <w:rPr>
+                <w:rFonts w:ascii="Georgia" w:hAnsi="Georgia" w:cs="Geeza Pro"/>
+                <w:lang w:eastAsia="zh-CN"/>
+              </w:rPr>
+              <w:t>o</w:t>
+            </w:r>
+            <w:r>
+              <w:rPr>
+                <w:rFonts w:ascii="Georgia" w:hAnsi="Georgia" w:cs="Geeza Pro" w:hint="eastAsia"/>
+                <w:lang w:eastAsia="zh-CN"/>
+              </w:rPr>
+              <w:t xml:space="preserve">thell, WA site and Pfizer manufacturing sites; days of supply-chain disruption for ADC cytotoxic payloads; EHS incident rate; number of physical security incidents at R&amp;D facilities. </w:t>
+            </w:r>
+          </w:p>
         </w:tc>
       </w:tr>
       <w:tr>
@@ -1813,21 +1893,8 @@
         <w:rPr>
           <w:rFonts w:ascii="Georgia" w:hAnsi="Georgia" w:cs="Geeza Pro"/>
         </w:rPr>
-        <w:t xml:space="preserve">Technical risk and information security risk are highlighted separately because both are inherent to a pharma integration of this magnitude. Pfizer must integrate </w:t>
-      </w:r>
-      <w:proofErr w:type="spellStart"/>
-      <w:r>
-        <w:rPr>
-          <w:rFonts w:ascii="Georgia" w:hAnsi="Georgia" w:cs="Geeza Pro"/>
-        </w:rPr>
-        <w:t>Seagen's</w:t>
-      </w:r>
-      <w:proofErr w:type="spellEnd"/>
-      <w:r>
-        <w:rPr>
-          <w:rFonts w:ascii="Georgia" w:hAnsi="Georgia" w:cs="Geeza Pro"/>
-        </w:rPr>
-        <w:t xml:space="preserve"> CTMS, MES, ERP system, electronic lab notebooks, and ePHI database into Pfizer's platform without impacting </w:t>
+        <w:lastRenderedPageBreak/>
+        <w:t xml:space="preserve">Technical risk and information security risk are highlighted separately because both are inherent to a pharma integration of this magnitude. Pfizer must integrate Seagen's CTMS, MES, ERP system, electronic lab notebooks, and ePHI database into Pfizer's platform without impacting </w:t>
       </w:r>
       <w:proofErr w:type="spellStart"/>
       <w:r>
@@ -1891,7 +1958,6 @@
           <w:sz w:val="28"/>
           <w:szCs w:val="28"/>
         </w:rPr>
-        <w:lastRenderedPageBreak/>
         <w:t>Technical Risk</w:t>
       </w:r>
     </w:p>
@@ -1929,13 +1995,87 @@
     </w:p>
     <w:p>
       <w:pPr>
+        <w:pStyle w:val="ListParagraph"/>
+        <w:spacing w:after="0"/>
+        <w:rPr>
+          <w:rFonts w:ascii="Georgia" w:hAnsi="Georgia" w:cs="Geeza Pro" w:hint="eastAsia"/>
+          <w:lang w:eastAsia="zh-CN"/>
+        </w:rPr>
+      </w:pPr>
+      <w:r>
+        <w:rPr>
+          <w:rFonts w:ascii="Georgia" w:hAnsi="Georgia" w:cs="Geeza Pro" w:hint="eastAsia"/>
+          <w:lang w:eastAsia="zh-CN"/>
+        </w:rPr>
+        <w:t>Pfizer-Seagen acquisition has several major technical risks coming from integrating two different technology environments. Pfizer</w:t>
+      </w:r>
+      <w:r>
+        <w:rPr>
+          <w:rFonts w:ascii="Georgia" w:hAnsi="Georgia" w:cs="Geeza Pro"/>
+          <w:lang w:eastAsia="zh-CN"/>
+        </w:rPr>
+        <w:t>’</w:t>
+      </w:r>
+      <w:r>
+        <w:rPr>
+          <w:rFonts w:ascii="Georgia" w:hAnsi="Georgia" w:cs="Geeza Pro" w:hint="eastAsia"/>
+          <w:lang w:eastAsia="zh-CN"/>
+        </w:rPr>
+        <w:t>s SAP-based platforms must be connected with Seagen</w:t>
+      </w:r>
+      <w:r>
+        <w:rPr>
+          <w:rFonts w:ascii="Georgia" w:hAnsi="Georgia" w:cs="Geeza Pro"/>
+          <w:lang w:eastAsia="zh-CN"/>
+        </w:rPr>
+        <w:t>’</w:t>
+      </w:r>
+      <w:r>
+        <w:rPr>
+          <w:rFonts w:ascii="Georgia" w:hAnsi="Georgia" w:cs="Geeza Pro" w:hint="eastAsia"/>
+          <w:lang w:eastAsia="zh-CN"/>
+        </w:rPr>
+        <w:t xml:space="preserve">s existing systems. The process will give rise to issues such as legacy-system incompatibility, data-migration </w:t>
+      </w:r>
+      <w:r>
+        <w:rPr>
+          <w:rFonts w:ascii="Georgia" w:hAnsi="Georgia" w:cs="Geeza Pro"/>
+          <w:lang w:eastAsia="zh-CN"/>
+        </w:rPr>
+        <w:t>errors</w:t>
+      </w:r>
+      <w:r>
+        <w:rPr>
+          <w:rFonts w:ascii="Georgia" w:hAnsi="Georgia" w:cs="Geeza Pro" w:hint="eastAsia"/>
+          <w:lang w:eastAsia="zh-CN"/>
+        </w:rPr>
+        <w:t xml:space="preserve"> and downtime during </w:t>
+      </w:r>
+      <w:r>
+        <w:rPr>
+          <w:rFonts w:ascii="Georgia" w:hAnsi="Georgia" w:cs="Geeza Pro"/>
+          <w:lang w:eastAsia="zh-CN"/>
+        </w:rPr>
+        <w:t>system</w:t>
+      </w:r>
+      <w:r>
+        <w:rPr>
+          <w:rFonts w:ascii="Georgia" w:hAnsi="Georgia" w:cs="Geeza Pro" w:hint="eastAsia"/>
+          <w:lang w:eastAsia="zh-CN"/>
+        </w:rPr>
+        <w:t xml:space="preserve"> cutover. These issues could affect ongoing clinical trials. They would weaken data integrity under ALCOA+ standards. They may even lead to the loss of audit trials required for 21 CFR Part 11 compliance. To manage these risks, Pfizer can use phased migration, run critical system in parallel and perform ITGC testing under SOX. Pfizer can also follow formal change-management governance and create system-retirement plans which is validated by Quality Assurance. </w:t>
+      </w:r>
+    </w:p>
+    <w:p>
+      <w:pPr>
         <w:ind w:left="360"/>
         <w:rPr>
-          <w:rFonts w:ascii="Georgia" w:hAnsi="Georgia"/>
+          <w:rFonts w:ascii="Georgia" w:hAnsi="Georgia" w:hint="eastAsia"/>
           <w:b/>
           <w:bCs/>
           <w:sz w:val="28"/>
           <w:szCs w:val="28"/>
+          <w:lang w:eastAsia="zh-CN"/>
         </w:rPr>
       </w:pPr>
     </w:p>
@@ -2124,6 +2264,7 @@
           <w:sz w:val="32"/>
           <w:szCs w:val="32"/>
         </w:rPr>
+        <w:lastRenderedPageBreak/>
         <w:t>References</w:t>
       </w:r>
     </w:p>
@@ -2149,7 +2290,7 @@
 </file>
 
 <file path=word/numbering.xml><?xml version="1.0" encoding="utf-8"?>
-<w:numbering xmlns:wpc="http://schemas.microsoft.com/office/word/2010/wordprocessingCanvas" xmlns:cx="http://schemas.microsoft.com/office/drawing/2014/chartex" xmlns:cx1="http://schemas.microsoft.com/office/drawing/2015/9/8/chartex" xmlns:cx2="http://schemas.microsoft.com/office/drawing/2015/10/21/chartex" xmlns:cx3="http://schemas.microsoft.com/office/drawing/2016/5/9/chartex" xmlns:cx4="http://schemas.microsoft.com/office/drawing/2016/5/10/chartex" xmlns:cx5="http://schemas.microsoft.com/office/drawing/2016/5/11/chartex" xmlns:cx6="http://schemas.microsoft.com/office/drawing/2016/5/12/chartex" xmlns:cx7="http://schemas.microsoft.com/office/drawing/2016/5/13/chartex" xmlns:cx8="http://schemas.microsoft.com/office/drawing/2016/5/14/chartex" xmlns:mc="http://schemas.openxmlformats.org/markup-compatibility/2006" xmlns:aink="http://schemas.microsoft.com/office/drawing/2016/ink" xmlns:am3d="http://schemas.microsoft.com/office/drawing/2017/model3d" xmlns:o="urn:schemas-microsoft-com:office:office" xmlns:oel="http://schemas.microsoft.com/office/2019/extlst" xmlns:r="http://schemas.openxmlformats.org/officeDocument/2006/relationships" xmlns:m="http://schemas.openxmlformats.org/officeDocument/2006/math" xmlns:v="urn:schemas-microsoft-com:vml" xmlns:wp14="http://schemas.microsoft.com/office/word/2010/wordprocessingDrawing" xmlns:wp="http://schemas.openxmlformats.org/drawingml/2006/wordprocessingDrawing" xmlns:w10="urn:schemas-microsoft-com:office:word" xmlns:w="http://schemas.openxmlformats.org/wordprocessingml/2006/main" xmlns:w14="http://schemas.microsoft.com/office/word/2010/wordml" xmlns:w15="http://schemas.microsoft.com/office/word/2012/wordml" xmlns:w16cex="http://schemas.microsoft.com/office/word/2018/wordml/cex" xmlns:w16cid="http://schemas.microsoft.com/office/word/2016/wordml/cid" xmlns:w16="http://schemas.microsoft.com/office/word/2018/wordml" xmlns:w16sdtdh="http://schemas.microsoft.com/office/word/2020/wordml/sdtdatahash" xmlns:w16se="http://schemas.microsoft.com/office/word/2015/wordml/symex" xmlns:wpg="http://schemas.microsoft.com/office/word/2010/wordprocessingGroup" xmlns:wpi="http://schemas.microsoft.com/office/word/2010/wordprocessingInk" xmlns:wne="http://schemas.microsoft.com/office/word/2006/wordml" xmlns:wps="http://schemas.microsoft.com/office/word/2010/wordprocessingShape" mc:Ignorable="w14 w15 w16se w16cid w16 w16cex w16sdtdh wp14">
+<w:numbering xmlns:wpc="http://schemas.microsoft.com/office/word/2010/wordprocessingCanvas" xmlns:cx="http://schemas.microsoft.com/office/drawing/2014/chartex" xmlns:cx1="http://schemas.microsoft.com/office/drawing/2015/9/8/chartex" xmlns:cx2="http://schemas.microsoft.com/office/drawing/2015/10/21/chartex" xmlns:cx3="http://schemas.microsoft.com/office/drawing/2016/5/9/chartex" xmlns:cx4="http://schemas.microsoft.com/office/drawing/2016/5/10/chartex" xmlns:cx5="http://schemas.microsoft.com/office/drawing/2016/5/11/chartex" xmlns:cx6="http://schemas.microsoft.com/office/drawing/2016/5/12/chartex" xmlns:cx7="http://schemas.microsoft.com/office/drawing/2016/5/13/chartex" xmlns:cx8="http://schemas.microsoft.com/office/drawing/2016/5/14/chartex" xmlns:mc="http://schemas.openxmlformats.org/markup-compatibility/2006" xmlns:aink="http://schemas.microsoft.com/office/drawing/2016/ink" xmlns:am3d="http://schemas.microsoft.com/office/drawing/2017/model3d" xmlns:o="urn:schemas-microsoft-com:office:office" xmlns:oel="http://schemas.microsoft.com/office/2019/extlst" xmlns:r="http://schemas.openxmlformats.org/officeDocument/2006/relationships" xmlns:m="http://schemas.openxmlformats.org/officeDocument/2006/math" xmlns:v="urn:schemas-microsoft-com:vml" xmlns:wp14="http://schemas.microsoft.com/office/word/2010/wordprocessingDrawing" xmlns:wp="http://schemas.openxmlformats.org/drawingml/2006/wordprocessingDrawing" xmlns:w10="urn:schemas-microsoft-com:office:word" xmlns:w="http://schemas.openxmlformats.org/wordprocessingml/2006/main" xmlns:w14="http://schemas.microsoft.com/office/word/2010/wordml" xmlns:w15="http://schemas.microsoft.com/office/word/2012/wordml" xmlns:w16cex="http://schemas.microsoft.com/office/word/2018/wordml/cex" xmlns:w16cid="http://schemas.microsoft.com/office/word/2016/wordml/cid" xmlns:w16="http://schemas.microsoft.com/office/word/2018/wordml" xmlns:w16du="http://schemas.microsoft.com/office/word/2023/wordml/word16du" xmlns:w16sdtdh="http://schemas.microsoft.com/office/word/2020/wordml/sdtdatahash" xmlns:w16sdtfl="http://schemas.microsoft.com/office/word/2024/wordml/sdtformatlock" xmlns:w16se="http://schemas.microsoft.com/office/word/2015/wordml/symex" xmlns:wpg="http://schemas.microsoft.com/office/word/2010/wordprocessingGroup" xmlns:wpi="http://schemas.microsoft.com/office/word/2010/wordprocessingInk" xmlns:wne="http://schemas.microsoft.com/office/word/2006/wordml" xmlns:wps="http://schemas.microsoft.com/office/word/2010/wordprocessingShape" mc:Ignorable="w14 w15 w16se w16cid w16 w16cex w16sdtdh w16sdtfl w16du wp14">
   <w:abstractNum w:abstractNumId="0" w15:restartNumberingAfterBreak="0">
     <w:nsid w:val="1434473B"/>
     <w:multiLevelType w:val="multilevel"/>
@@ -2272,6 +2413,119 @@
     </w:lvl>
   </w:abstractNum>
   <w:abstractNum w:abstractNumId="1" w15:restartNumberingAfterBreak="0">
+    <w:nsid w:val="30AD1233"/>
+    <w:multiLevelType w:val="hybridMultilevel"/>
+    <w:tmpl w:val="E9143E5C"/>
+    <w:lvl w:ilvl="0" w:tplc="04090001">
+      <w:start w:val="1"/>
+      <w:numFmt w:val="bullet"/>
+      <w:lvlText w:val=""/>
+      <w:lvlJc w:val="left"/>
+      <w:pPr>
+        <w:ind w:left="720" w:hanging="360"/>
+      </w:pPr>
+      <w:rPr>
+        <w:rFonts w:ascii="Symbol" w:hAnsi="Symbol" w:hint="default"/>
+      </w:rPr>
+    </w:lvl>
+    <w:lvl w:ilvl="1" w:tplc="04090003" w:tentative="1">
+      <w:start w:val="1"/>
+      <w:numFmt w:val="bullet"/>
+      <w:lvlText w:val="o"/>
+      <w:lvlJc w:val="left"/>
+      <w:pPr>
+        <w:ind w:left="1440" w:hanging="360"/>
+      </w:pPr>
+      <w:rPr>
+        <w:rFonts w:ascii="Courier New" w:hAnsi="Courier New" w:cs="Courier New" w:hint="default"/>
+      </w:rPr>
+    </w:lvl>
+    <w:lvl w:ilvl="2" w:tplc="04090005" w:tentative="1">
+      <w:start w:val="1"/>
+      <w:numFmt w:val="bullet"/>
+      <w:lvlText w:val=""/>
+      <w:lvlJc w:val="left"/>
+      <w:pPr>
+        <w:ind w:left="2160" w:hanging="360"/>
+      </w:pPr>
+      <w:rPr>
+        <w:rFonts w:ascii="Wingdings" w:hAnsi="Wingdings" w:hint="default"/>
+      </w:rPr>
+    </w:lvl>
+    <w:lvl w:ilvl="3" w:tplc="04090001" w:tentative="1">
+      <w:start w:val="1"/>
+      <w:numFmt w:val="bullet"/>
+      <w:lvlText w:val=""/>
+      <w:lvlJc w:val="left"/>
+      <w:pPr>
+        <w:ind w:left="2880" w:hanging="360"/>
+      </w:pPr>
+      <w:rPr>
+        <w:rFonts w:ascii="Symbol" w:hAnsi="Symbol" w:hint="default"/>
+      </w:rPr>
+    </w:lvl>
+    <w:lvl w:ilvl="4" w:tplc="04090003" w:tentative="1">
+      <w:start w:val="1"/>
+      <w:numFmt w:val="bullet"/>
+      <w:lvlText w:val="o"/>
+      <w:lvlJc w:val="left"/>
+      <w:pPr>
+        <w:ind w:left="3600" w:hanging="360"/>
+      </w:pPr>
+      <w:rPr>
+        <w:rFonts w:ascii="Courier New" w:hAnsi="Courier New" w:cs="Courier New" w:hint="default"/>
+      </w:rPr>
+    </w:lvl>
+    <w:lvl w:ilvl="5" w:tplc="04090005" w:tentative="1">
+      <w:start w:val="1"/>
+      <w:numFmt w:val="bullet"/>
+      <w:lvlText w:val=""/>
+      <w:lvlJc w:val="left"/>
+      <w:pPr>
+        <w:ind w:left="4320" w:hanging="360"/>
+      </w:pPr>
+      <w:rPr>
+        <w:rFonts w:ascii="Wingdings" w:hAnsi="Wingdings" w:hint="default"/>
+      </w:rPr>
+    </w:lvl>
+    <w:lvl w:ilvl="6" w:tplc="04090001" w:tentative="1">
+      <w:start w:val="1"/>
+      <w:numFmt w:val="bullet"/>
+      <w:lvlText w:val=""/>
+      <w:lvlJc w:val="left"/>
+      <w:pPr>
+        <w:ind w:left="5040" w:hanging="360"/>
+      </w:pPr>
+      <w:rPr>
+        <w:rFonts w:ascii="Symbol" w:hAnsi="Symbol" w:hint="default"/>
+      </w:rPr>
+    </w:lvl>
+    <w:lvl w:ilvl="7" w:tplc="04090003" w:tentative="1">
+      <w:start w:val="1"/>
+      <w:numFmt w:val="bullet"/>
+      <w:lvlText w:val="o"/>
+      <w:lvlJc w:val="left"/>
+      <w:pPr>
+        <w:ind w:left="5760" w:hanging="360"/>
+      </w:pPr>
+      <w:rPr>
+        <w:rFonts w:ascii="Courier New" w:hAnsi="Courier New" w:cs="Courier New" w:hint="default"/>
+      </w:rPr>
+    </w:lvl>
+    <w:lvl w:ilvl="8" w:tplc="04090005" w:tentative="1">
+      <w:start w:val="1"/>
+      <w:numFmt w:val="bullet"/>
+      <w:lvlText w:val=""/>
+      <w:lvlJc w:val="left"/>
+      <w:pPr>
+        <w:ind w:left="6480" w:hanging="360"/>
+      </w:pPr>
+      <w:rPr>
+        <w:rFonts w:ascii="Wingdings" w:hAnsi="Wingdings" w:hint="default"/>
+      </w:rPr>
+    </w:lvl>
+  </w:abstractNum>
+  <w:abstractNum w:abstractNumId="2" w15:restartNumberingAfterBreak="0">
     <w:nsid w:val="77F41455"/>
     <w:multiLevelType w:val="hybridMultilevel"/>
     <w:tmpl w:val="A9CEB868"/>
@@ -2387,17 +2641,20 @@
     <w:abstractNumId w:val="0"/>
   </w:num>
   <w:num w:numId="2" w16cid:durableId="778373983">
+    <w:abstractNumId w:val="2"/>
+  </w:num>
+  <w:num w:numId="3" w16cid:durableId="1266695623">
     <w:abstractNumId w:val="1"/>
   </w:num>
 </w:numbering>
 </file>
 
 <file path=word/styles.xml><?xml version="1.0" encoding="utf-8"?>
-<w:styles xmlns:mc="http://schemas.openxmlformats.org/markup-compatibility/2006" xmlns:r="http://schemas.openxmlformats.org/officeDocument/2006/relationships" xmlns:w="http://schemas.openxmlformats.org/wordprocessingml/2006/main" xmlns:w14="http://schemas.microsoft.com/office/word/2010/wordml" xmlns:w15="http://schemas.microsoft.com/office/word/2012/wordml" xmlns:w16cex="http://schemas.microsoft.com/office/word/2018/wordml/cex" xmlns:w16cid="http://schemas.microsoft.com/office/word/2016/wordml/cid" xmlns:w16="http://schemas.microsoft.com/office/word/2018/wordml" xmlns:w16sdtdh="http://schemas.microsoft.com/office/word/2020/wordml/sdtdatahash" xmlns:w16se="http://schemas.microsoft.com/office/word/2015/wordml/symex" mc:Ignorable="w14 w15 w16se w16cid w16 w16cex w16sdtdh">
+<w:styles xmlns:mc="http://schemas.openxmlformats.org/markup-compatibility/2006" xmlns:r="http://schemas.openxmlformats.org/officeDocument/2006/relationships" xmlns:w="http://schemas.openxmlformats.org/wordprocessingml/2006/main" xmlns:w14="http://schemas.microsoft.com/office/word/2010/wordml" xmlns:w15="http://schemas.microsoft.com/office/word/2012/wordml" xmlns:w16cex="http://schemas.microsoft.com/office/word/2018/wordml/cex" xmlns:w16cid="http://schemas.microsoft.com/office/word/2016/wordml/cid" xmlns:w16="http://schemas.microsoft.com/office/word/2018/wordml" xmlns:w16du="http://schemas.microsoft.com/office/word/2023/wordml/word16du" xmlns:w16sdtdh="http://schemas.microsoft.com/office/word/2020/wordml/sdtdatahash" xmlns:w16sdtfl="http://schemas.microsoft.com/office/word/2024/wordml/sdtformatlock" xmlns:w16se="http://schemas.microsoft.com/office/word/2015/wordml/symex" mc:Ignorable="w14 w15 w16se w16cid w16 w16cex w16sdtdh w16sdtfl w16du">
   <w:docDefaults>
     <w:rPrDefault>
       <w:rPr>
-        <w:rFonts w:asciiTheme="minorHAnsi" w:eastAsiaTheme="minorHAnsi" w:hAnsiTheme="minorHAnsi" w:cstheme="minorBidi"/>
+        <w:rFonts w:asciiTheme="minorHAnsi" w:eastAsiaTheme="minorEastAsia" w:hAnsiTheme="minorHAnsi" w:cstheme="minorBidi"/>
         <w:sz w:val="22"/>
         <w:szCs w:val="22"/>
         <w:lang w:val="en-US" w:eastAsia="en-US" w:bidi="ar-SA"/>
@@ -3150,6 +3407,97 @@
 </file>
 
 <file path=customXml/item1.xml><?xml version="1.0" encoding="utf-8"?>
+<b:Sources xmlns:b="http://schemas.openxmlformats.org/officeDocument/2006/bibliography" xmlns="http://schemas.openxmlformats.org/officeDocument/2006/bibliography" SelectedStyle="/APASixthEditionOfficeOnline.xsl" StyleName="APA" Version="6"/>
+</file>
+
+<file path=customXml/item2.xml><?xml version="1.0" encoding="utf-8"?>
+<p:properties xmlns:p="http://schemas.microsoft.com/office/2006/metadata/properties" xmlns:xsi="http://www.w3.org/2001/XMLSchema-instance" xmlns:pc="http://schemas.microsoft.com/office/infopath/2007/PartnerControls">
+  <documentManagement>
+    <CultureName xmlns="2ce5a41f-70b1-4141-9727-236556690c4c" xsi:nil="true"/>
+    <Owner xmlns="2ce5a41f-70b1-4141-9727-236556690c4c">
+      <UserInfo>
+        <DisplayName/>
+        <AccountId xsi:nil="true"/>
+        <AccountType/>
+      </UserInfo>
+    </Owner>
+    <Students xmlns="2ce5a41f-70b1-4141-9727-236556690c4c">
+      <UserInfo>
+        <DisplayName/>
+        <AccountId xsi:nil="true"/>
+        <AccountType/>
+      </UserInfo>
+    </Students>
+    <Distribution_Groups xmlns="2ce5a41f-70b1-4141-9727-236556690c4c" xsi:nil="true"/>
+    <Leaders xmlns="2ce5a41f-70b1-4141-9727-236556690c4c">
+      <UserInfo>
+        <DisplayName/>
+        <AccountId xsi:nil="true"/>
+        <AccountType/>
+      </UserInfo>
+    </Leaders>
+    <_ip_UnifiedCompliancePolicyUIAction xmlns="http://schemas.microsoft.com/sharepoint/v3" xsi:nil="true"/>
+    <TeamsChannelId xmlns="2ce5a41f-70b1-4141-9727-236556690c4c" xsi:nil="true"/>
+    <NotebookType xmlns="2ce5a41f-70b1-4141-9727-236556690c4c" xsi:nil="true"/>
+    <Has_Teacher_Only_SectionGroup xmlns="2ce5a41f-70b1-4141-9727-236556690c4c" xsi:nil="true"/>
+    <Members xmlns="2ce5a41f-70b1-4141-9727-236556690c4c">
+      <UserInfo>
+        <DisplayName/>
+        <AccountId xsi:nil="true"/>
+        <AccountType/>
+      </UserInfo>
+    </Members>
+    <IsNotebookLocked xmlns="2ce5a41f-70b1-4141-9727-236556690c4c" xsi:nil="true"/>
+    <Member_Groups xmlns="2ce5a41f-70b1-4141-9727-236556690c4c">
+      <UserInfo>
+        <DisplayName/>
+        <AccountId xsi:nil="true"/>
+        <AccountType/>
+      </UserInfo>
+    </Member_Groups>
+    <Has_Leaders_Only_SectionGroup xmlns="2ce5a41f-70b1-4141-9727-236556690c4c" xsi:nil="true"/>
+    <_ip_UnifiedCompliancePolicyProperties xmlns="http://schemas.microsoft.com/sharepoint/v3" xsi:nil="true"/>
+    <Invited_Teachers xmlns="2ce5a41f-70b1-4141-9727-236556690c4c" xsi:nil="true"/>
+    <Math_Settings xmlns="2ce5a41f-70b1-4141-9727-236556690c4c" xsi:nil="true"/>
+    <Self_Registration_Enabled xmlns="2ce5a41f-70b1-4141-9727-236556690c4c" xsi:nil="true"/>
+    <DefaultSectionNames xmlns="2ce5a41f-70b1-4141-9727-236556690c4c" xsi:nil="true"/>
+    <Is_Collaboration_Space_Locked xmlns="2ce5a41f-70b1-4141-9727-236556690c4c" xsi:nil="true"/>
+    <AppVersion xmlns="2ce5a41f-70b1-4141-9727-236556690c4c" xsi:nil="true"/>
+    <LMS_Mappings xmlns="2ce5a41f-70b1-4141-9727-236556690c4c" xsi:nil="true"/>
+    <Invited_Students xmlns="2ce5a41f-70b1-4141-9727-236556690c4c" xsi:nil="true"/>
+    <FolderType xmlns="2ce5a41f-70b1-4141-9727-236556690c4c" xsi:nil="true"/>
+    <Teachers xmlns="2ce5a41f-70b1-4141-9727-236556690c4c">
+      <UserInfo>
+        <DisplayName/>
+        <AccountId xsi:nil="true"/>
+        <AccountType/>
+      </UserInfo>
+    </Teachers>
+    <Student_Groups xmlns="2ce5a41f-70b1-4141-9727-236556690c4c">
+      <UserInfo>
+        <DisplayName/>
+        <AccountId xsi:nil="true"/>
+        <AccountType/>
+      </UserInfo>
+    </Student_Groups>
+    <Templates xmlns="2ce5a41f-70b1-4141-9727-236556690c4c" xsi:nil="true"/>
+    <Invited_Members xmlns="2ce5a41f-70b1-4141-9727-236556690c4c" xsi:nil="true"/>
+    <Teams_Channel_Section_Location xmlns="2ce5a41f-70b1-4141-9727-236556690c4c" xsi:nil="true"/>
+    <Invited_Leaders xmlns="2ce5a41f-70b1-4141-9727-236556690c4c" xsi:nil="true"/>
+  </documentManagement>
+</p:properties>
+</file>
+
+<file path=customXml/item3.xml><?xml version="1.0" encoding="utf-8"?>
+<?mso-contentType ?>
+<FormTemplates xmlns="http://schemas.microsoft.com/sharepoint/v3/contenttype/forms">
+  <Display>DocumentLibraryForm</Display>
+  <Edit>DocumentLibraryForm</Edit>
+  <New>DocumentLibraryForm</New>
+</FormTemplates>
+</file>
+
+<file path=customXml/item4.xml><?xml version="1.0" encoding="utf-8"?>
 <ct:contentTypeSchema xmlns:ct="http://schemas.microsoft.com/office/2006/metadata/contentType" xmlns:ma="http://schemas.microsoft.com/office/2006/metadata/properties/metaAttributes" ct:_="" ma:_="" ma:contentTypeName="Document" ma:contentTypeID="0x0101009CB580B8D9D5C8479EB29463B3488F37" ma:contentTypeVersion="42" ma:contentTypeDescription="Create a new document." ma:contentTypeScope="" ma:versionID="69069ed5fe7b373630cc1ed640b4412c">
   <xsd:schema xmlns:xsd="http://www.w3.org/2001/XMLSchema" xmlns:xs="http://www.w3.org/2001/XMLSchema" xmlns:p="http://schemas.microsoft.com/office/2006/metadata/properties" xmlns:ns1="http://schemas.microsoft.com/sharepoint/v3" xmlns:ns3="2ce5a41f-70b1-4141-9727-236556690c4c" xmlns:ns4="a323f3c1-1107-402b-9567-903e45c352ff" targetNamespace="http://schemas.microsoft.com/office/2006/metadata/properties" ma:root="true" ma:fieldsID="214e89828cac9c05164b01a359f64201" ns1:_="" ns3:_="" ns4:_="">
     <xsd:import namespace="http://schemas.microsoft.com/sharepoint/v3"/>
@@ -3665,98 +4013,34 @@
 </ct:contentTypeSchema>
 </file>
 
-<file path=customXml/item2.xml><?xml version="1.0" encoding="utf-8"?>
-<?mso-contentType ?>
-<FormTemplates xmlns="http://schemas.microsoft.com/sharepoint/v3/contenttype/forms">
-  <Display>DocumentLibraryForm</Display>
-  <Edit>DocumentLibraryForm</Edit>
-  <New>DocumentLibraryForm</New>
-</FormTemplates>
+<file path=customXml/itemProps1.xml><?xml version="1.0" encoding="utf-8"?>
+<ds:datastoreItem xmlns:ds="http://schemas.openxmlformats.org/officeDocument/2006/customXml" ds:itemID="{7898F51F-9A67-A147-9F40-0D9746470534}">
+  <ds:schemaRefs>
+    <ds:schemaRef ds:uri="http://schemas.openxmlformats.org/officeDocument/2006/bibliography"/>
+  </ds:schemaRefs>
+</ds:datastoreItem>
 </file>
 
-<file path=customXml/item3.xml><?xml version="1.0" encoding="utf-8"?>
-<p:properties xmlns:p="http://schemas.microsoft.com/office/2006/metadata/properties" xmlns:xsi="http://www.w3.org/2001/XMLSchema-instance" xmlns:pc="http://schemas.microsoft.com/office/infopath/2007/PartnerControls">
-  <documentManagement>
-    <CultureName xmlns="2ce5a41f-70b1-4141-9727-236556690c4c" xsi:nil="true"/>
-    <Owner xmlns="2ce5a41f-70b1-4141-9727-236556690c4c">
-      <UserInfo>
-        <DisplayName/>
-        <AccountId xsi:nil="true"/>
-        <AccountType/>
-      </UserInfo>
-    </Owner>
-    <Students xmlns="2ce5a41f-70b1-4141-9727-236556690c4c">
-      <UserInfo>
-        <DisplayName/>
-        <AccountId xsi:nil="true"/>
-        <AccountType/>
-      </UserInfo>
-    </Students>
-    <Distribution_Groups xmlns="2ce5a41f-70b1-4141-9727-236556690c4c" xsi:nil="true"/>
-    <Leaders xmlns="2ce5a41f-70b1-4141-9727-236556690c4c">
-      <UserInfo>
-        <DisplayName/>
-        <AccountId xsi:nil="true"/>
-        <AccountType/>
-      </UserInfo>
-    </Leaders>
-    <_ip_UnifiedCompliancePolicyUIAction xmlns="http://schemas.microsoft.com/sharepoint/v3" xsi:nil="true"/>
-    <TeamsChannelId xmlns="2ce5a41f-70b1-4141-9727-236556690c4c" xsi:nil="true"/>
-    <NotebookType xmlns="2ce5a41f-70b1-4141-9727-236556690c4c" xsi:nil="true"/>
-    <Has_Teacher_Only_SectionGroup xmlns="2ce5a41f-70b1-4141-9727-236556690c4c" xsi:nil="true"/>
-    <Members xmlns="2ce5a41f-70b1-4141-9727-236556690c4c">
-      <UserInfo>
-        <DisplayName/>
-        <AccountId xsi:nil="true"/>
-        <AccountType/>
-      </UserInfo>
-    </Members>
-    <IsNotebookLocked xmlns="2ce5a41f-70b1-4141-9727-236556690c4c" xsi:nil="true"/>
-    <Member_Groups xmlns="2ce5a41f-70b1-4141-9727-236556690c4c">
-      <UserInfo>
-        <DisplayName/>
-        <AccountId xsi:nil="true"/>
-        <AccountType/>
-      </UserInfo>
-    </Member_Groups>
-    <Has_Leaders_Only_SectionGroup xmlns="2ce5a41f-70b1-4141-9727-236556690c4c" xsi:nil="true"/>
-    <_ip_UnifiedCompliancePolicyProperties xmlns="http://schemas.microsoft.com/sharepoint/v3" xsi:nil="true"/>
-    <Invited_Teachers xmlns="2ce5a41f-70b1-4141-9727-236556690c4c" xsi:nil="true"/>
-    <Math_Settings xmlns="2ce5a41f-70b1-4141-9727-236556690c4c" xsi:nil="true"/>
-    <Self_Registration_Enabled xmlns="2ce5a41f-70b1-4141-9727-236556690c4c" xsi:nil="true"/>
-    <DefaultSectionNames xmlns="2ce5a41f-70b1-4141-9727-236556690c4c" xsi:nil="true"/>
-    <Is_Collaboration_Space_Locked xmlns="2ce5a41f-70b1-4141-9727-236556690c4c" xsi:nil="true"/>
-    <AppVersion xmlns="2ce5a41f-70b1-4141-9727-236556690c4c" xsi:nil="true"/>
-    <LMS_Mappings xmlns="2ce5a41f-70b1-4141-9727-236556690c4c" xsi:nil="true"/>
-    <Invited_Students xmlns="2ce5a41f-70b1-4141-9727-236556690c4c" xsi:nil="true"/>
-    <FolderType xmlns="2ce5a41f-70b1-4141-9727-236556690c4c" xsi:nil="true"/>
-    <Teachers xmlns="2ce5a41f-70b1-4141-9727-236556690c4c">
-      <UserInfo>
-        <DisplayName/>
-        <AccountId xsi:nil="true"/>
-        <AccountType/>
-      </UserInfo>
-    </Teachers>
-    <Student_Groups xmlns="2ce5a41f-70b1-4141-9727-236556690c4c">
-      <UserInfo>
-        <DisplayName/>
-        <AccountId xsi:nil="true"/>
-        <AccountType/>
-      </UserInfo>
-    </Student_Groups>
-    <Templates xmlns="2ce5a41f-70b1-4141-9727-236556690c4c" xsi:nil="true"/>
-    <Invited_Members xmlns="2ce5a41f-70b1-4141-9727-236556690c4c" xsi:nil="true"/>
-    <Teams_Channel_Section_Location xmlns="2ce5a41f-70b1-4141-9727-236556690c4c" xsi:nil="true"/>
-    <Invited_Leaders xmlns="2ce5a41f-70b1-4141-9727-236556690c4c" xsi:nil="true"/>
-  </documentManagement>
-</p:properties>
+<file path=customXml/itemProps2.xml><?xml version="1.0" encoding="utf-8"?>
+<ds:datastoreItem xmlns:ds="http://schemas.openxmlformats.org/officeDocument/2006/customXml" ds:itemID="{D9F2AFE7-99DE-4268-BB6F-783C721105D3}">
+  <ds:schemaRefs>
+    <ds:schemaRef ds:uri="http://schemas.microsoft.com/office/2006/metadata/properties"/>
+    <ds:schemaRef ds:uri="http://schemas.microsoft.com/office/infopath/2007/PartnerControls"/>
+    <ds:schemaRef ds:uri="2ce5a41f-70b1-4141-9727-236556690c4c"/>
+    <ds:schemaRef ds:uri="http://schemas.microsoft.com/sharepoint/v3"/>
+  </ds:schemaRefs>
+</ds:datastoreItem>
 </file>
 
-<file path=customXml/item4.xml><?xml version="1.0" encoding="utf-8"?>
-<b:Sources xmlns:b="http://schemas.openxmlformats.org/officeDocument/2006/bibliography" xmlns="http://schemas.openxmlformats.org/officeDocument/2006/bibliography" SelectedStyle="/APASixthEditionOfficeOnline.xsl" StyleName="APA" Version="6"/>
+<file path=customXml/itemProps3.xml><?xml version="1.0" encoding="utf-8"?>
+<ds:datastoreItem xmlns:ds="http://schemas.openxmlformats.org/officeDocument/2006/customXml" ds:itemID="{A7E91D2B-7F74-4998-98E4-348625E91A61}">
+  <ds:schemaRefs>
+    <ds:schemaRef ds:uri="http://schemas.microsoft.com/sharepoint/v3/contenttype/forms"/>
+  </ds:schemaRefs>
+</ds:datastoreItem>
 </file>
 
-<file path=customXml/itemProps1.xml><?xml version="1.0" encoding="utf-8"?>
+<file path=customXml/itemProps4.xml><?xml version="1.0" encoding="utf-8"?>
 <ds:datastoreItem xmlns:ds="http://schemas.openxmlformats.org/officeDocument/2006/customXml" ds:itemID="{4E6203DA-FC0E-4558-912B-F4CB2C51F4F8}">
   <ds:schemaRefs>
     <ds:schemaRef ds:uri="http://schemas.microsoft.com/office/2006/metadata/contentType"/>
@@ -3774,31 +4058,4 @@
     <ds:schemaRef ds:uri="http://schemas.microsoft.com/internal/obd"/>
   </ds:schemaRefs>
 </ds:datastoreItem>
-</file>
-
-<file path=customXml/itemProps2.xml><?xml version="1.0" encoding="utf-8"?>
-<ds:datastoreItem xmlns:ds="http://schemas.openxmlformats.org/officeDocument/2006/customXml" ds:itemID="{A7E91D2B-7F74-4998-98E4-348625E91A61}">
-  <ds:schemaRefs>
-    <ds:schemaRef ds:uri="http://schemas.microsoft.com/sharepoint/v3/contenttype/forms"/>
-  </ds:schemaRefs>
-</ds:datastoreItem>
-</file>
-
-<file path=customXml/itemProps3.xml><?xml version="1.0" encoding="utf-8"?>
-<ds:datastoreItem xmlns:ds="http://schemas.openxmlformats.org/officeDocument/2006/customXml" ds:itemID="{D9F2AFE7-99DE-4268-BB6F-783C721105D3}">
-  <ds:schemaRefs>
-    <ds:schemaRef ds:uri="http://schemas.microsoft.com/office/2006/metadata/properties"/>
-    <ds:schemaRef ds:uri="http://schemas.microsoft.com/office/infopath/2007/PartnerControls"/>
-    <ds:schemaRef ds:uri="2ce5a41f-70b1-4141-9727-236556690c4c"/>
-    <ds:schemaRef ds:uri="http://schemas.microsoft.com/sharepoint/v3"/>
-  </ds:schemaRefs>
-</ds:datastoreItem>
-</file>
-
-<file path=customXml/itemProps4.xml><?xml version="1.0" encoding="utf-8"?>
-<ds:datastoreItem xmlns:ds="http://schemas.openxmlformats.org/officeDocument/2006/customXml" ds:itemID="{7898F51F-9A67-A147-9F40-0D9746470534}">
-  <ds:schemaRefs>
-    <ds:schemaRef ds:uri="http://schemas.openxmlformats.org/officeDocument/2006/bibliography"/>
-  </ds:schemaRefs>
-</ds:datastoreItem>
 </file>